--- a/submissions/07-freight-invoice-audit/inputs/northline_fuel_bulletin_sept_2026.docx
+++ b/submissions/07-freight-invoice-audit/inputs/northline_fuel_bulletin_sept_2026.docx
@@ -39,7 +39,7 @@
         <w:spacing w:after="120"/>
       </w:pPr>
       <w:r>
-        <w:t>This bulletin lists the U.S. Department of Energy national average on-highway diesel price for each Monday of the period and the fuel surcharge percentage that price produces under the fuel surcharge table in your contract tariff. The percentage shown for a week applies to shipments picked up from that Monday through the following Sunday. The bulletin is provided for reconciliation and is not a rate document; where this bulletin and your tariff table disagree, the tariff table governs.</w:t>
+        <w:t>This bulletin lists the U.S. Department of Energy national average on-highway diesel price for each Monday of the period and the fuel surcharge percentage that price produces under the fuel surcharge table in your contract tariff. The percentage shown for a week applies to shipments picked up from that Monday through the following Sunday. The bulletin is provided for reconciliation and is not a rate document; where this bulletin and your tariff table disagree, the tariff table governs, as section 5.3 of your agreement provides.</w:t>
       </w:r>
     </w:p>
     <w:tbl>
@@ -348,7 +348,7 @@
           </w:tcPr>
           <w:p>
             <w:r>
-              <w:t>27.5%</w:t>
+              <w:t>27.0%</w:t>
             </w:r>
           </w:p>
         </w:tc>

--- a/submissions/07-freight-invoice-audit/inputs/northline_fuel_bulletin_sept_2026.docx
+++ b/submissions/07-freight-invoice-audit/inputs/northline_fuel_bulletin_sept_2026.docx
@@ -39,7 +39,7 @@
         <w:spacing w:after="120"/>
       </w:pPr>
       <w:r>
-        <w:t>This bulletin lists the U.S. Department of Energy national average on-highway diesel price for each Monday of the period and the fuel surcharge percentage that price produces under the fuel surcharge table in your contract tariff. The percentage shown for a week applies to shipments picked up from that Monday through the following Sunday. The bulletin is provided for reconciliation and is not a rate document; where this bulletin and your tariff table disagree, the tariff table governs, as section 5.3 of your agreement provides.</w:t>
+        <w:t>This bulletin lists the U.S. Department of Energy national average on-highway diesel price for each Monday of the period and the fuel surcharge percentage that price produces under the fuel surcharge table in your contract tariff. The percentage shown for a week applies to shipments picked up from that Monday through the following Sunday. The index history in this issue runs from July 6, so that a freight bill still open on your account from an earlier week can be reconciled from one document. The bulletin is provided for reconciliation and is not a rate document; where this bulletin and your tariff table disagree, the tariff table governs, as section 5.3 of your agreement provides.</w:t>
       </w:r>
     </w:p>
     <w:tbl>
@@ -93,6 +93,134 @@
                 <w:b/>
               </w:rPr>
               <w:t>Fuel surcharge</w:t>
+            </w:r>
+          </w:p>
+        </w:tc>
+      </w:tr>
+      <w:tr>
+        <w:tc>
+          <w:tcPr>
+            <w:tcW w:w="3120" w:type="dxa"/>
+          </w:tcPr>
+          <w:p>
+            <w:r>
+              <w:t>July 06, 2026</w:t>
+            </w:r>
+          </w:p>
+        </w:tc>
+        <w:tc>
+          <w:tcPr>
+            <w:tcW w:w="3120" w:type="dxa"/>
+          </w:tcPr>
+          <w:p>
+            <w:r>
+              <w:t>3.602</w:t>
+            </w:r>
+          </w:p>
+        </w:tc>
+        <w:tc>
+          <w:tcPr>
+            <w:tcW w:w="3120" w:type="dxa"/>
+          </w:tcPr>
+          <w:p>
+            <w:r>
+              <w:t>25.5%</w:t>
+            </w:r>
+          </w:p>
+        </w:tc>
+      </w:tr>
+      <w:tr>
+        <w:tc>
+          <w:tcPr>
+            <w:tcW w:w="3120" w:type="dxa"/>
+          </w:tcPr>
+          <w:p>
+            <w:r>
+              <w:t>July 13, 2026</w:t>
+            </w:r>
+          </w:p>
+        </w:tc>
+        <w:tc>
+          <w:tcPr>
+            <w:tcW w:w="3120" w:type="dxa"/>
+          </w:tcPr>
+          <w:p>
+            <w:r>
+              <w:t>3.611</w:t>
+            </w:r>
+          </w:p>
+        </w:tc>
+        <w:tc>
+          <w:tcPr>
+            <w:tcW w:w="3120" w:type="dxa"/>
+          </w:tcPr>
+          <w:p>
+            <w:r>
+              <w:t>25.5%</w:t>
+            </w:r>
+          </w:p>
+        </w:tc>
+      </w:tr>
+      <w:tr>
+        <w:tc>
+          <w:tcPr>
+            <w:tcW w:w="3120" w:type="dxa"/>
+          </w:tcPr>
+          <w:p>
+            <w:r>
+              <w:t>July 20, 2026</w:t>
+            </w:r>
+          </w:p>
+        </w:tc>
+        <w:tc>
+          <w:tcPr>
+            <w:tcW w:w="3120" w:type="dxa"/>
+          </w:tcPr>
+          <w:p>
+            <w:r>
+              <w:t>3.589</w:t>
+            </w:r>
+          </w:p>
+        </w:tc>
+        <w:tc>
+          <w:tcPr>
+            <w:tcW w:w="3120" w:type="dxa"/>
+          </w:tcPr>
+          <w:p>
+            <w:r>
+              <w:t>25.0%</w:t>
+            </w:r>
+          </w:p>
+        </w:tc>
+      </w:tr>
+      <w:tr>
+        <w:tc>
+          <w:tcPr>
+            <w:tcW w:w="3120" w:type="dxa"/>
+          </w:tcPr>
+          <w:p>
+            <w:r>
+              <w:t>July 27, 2026</w:t>
+            </w:r>
+          </w:p>
+        </w:tc>
+        <w:tc>
+          <w:tcPr>
+            <w:tcW w:w="3120" w:type="dxa"/>
+          </w:tcPr>
+          <w:p>
+            <w:r>
+              <w:t>3.624</w:t>
+            </w:r>
+          </w:p>
+        </w:tc>
+        <w:tc>
+          <w:tcPr>
+            <w:tcW w:w="3120" w:type="dxa"/>
+          </w:tcPr>
+          <w:p>
+            <w:r>
+              <w:t>25.5%</w:t>
             </w:r>
           </w:p>
         </w:tc>
@@ -436,7 +564,11 @@
         <w:spacing w:after="120"/>
       </w:pPr>
       <w:r>
-        <w:t>Two contract accounts asked in September why freight bills for pickups in the week of August 24 carried a lower percentage than the week before. The August 24 index fell to 3.664 from 3.677, which moved the percentage down one step under the table, and the bills were correct. A bill for a pickup in that week that carries the August 17 percentage is a rating error and should be sent to the pricing desk for a corrected bill.</w:t>
+        <w:t xml:space="preserve">Two contract accounts asked in September why freight bills for pickups in the week of August 24 carried a lower percentage than the week before. The August 24 index fell to 3.664 from 3.677, </w:t>
+      </w:r>
+      <w:r>
+        <w:lastRenderedPageBreak/>
+        <w:t>which moved the percentage down one step under the table, and the bills were correct. A bill for a pickup in that week that carries the August 17 percentage is a rating error and should be sent to the pricing desk for a corrected bill.</w:t>
       </w:r>
     </w:p>
     <w:p>
@@ -444,7 +576,6 @@
         <w:spacing w:after="120"/>
       </w:pPr>
       <w:r>
-        <w:lastRenderedPageBreak/>
         <w:t>Northline does not restate a percentage after the fact when the Department revises a published figure. The figure loaded on the Monday evening stands for that week. No revision affected any week in this bulletin.</w:t>
       </w:r>
     </w:p>
